--- a/backend/dashboard_template.docx
+++ b/backend/dashboard_template.docx
@@ -382,7 +382,7 @@
     <w:tbl>
       <w:tblPr>
         <w:tblStyle w:val="Table1"/>
-        <w:tblW w:w="9640.0" w:type="dxa"/>
+        <w:tblW w:w="9604" w:type="dxa"/>
         <w:jc w:val="center"/>
         <w:tblBorders>
           <w:top w:color="000000" w:space="0" w:sz="4" w:val="single"/>
@@ -396,10 +396,10 @@
         <w:tblLook w:val="0400"/>
       </w:tblPr>
       <w:tblGrid>
-        <w:gridCol w:w="704"/>
-        <w:gridCol w:w="4402"/>
-        <w:gridCol w:w="1276"/>
-        <w:gridCol w:w="3258"/>
+        <w:gridCol w:w="701"/>
+        <w:gridCol w:w="4386"/>
+        <w:gridCol w:w="1271"/>
+        <w:gridCol w:w="3246"/>
         <w:tblGridChange w:id="0">
           <w:tblGrid>
             <w:gridCol w:w="704"/>
@@ -416,6 +416,7 @@
         </w:trPr>
         <w:tc>
           <w:tcPr>
+            <w:tcW w:type="dxa" w:w="5087"/>
             <w:gridSpan w:val="2"/>
             <w:vAlign w:val="center"/>
           </w:tcPr>
@@ -444,6 +445,7 @@
         </w:tc>
         <w:tc>
           <w:tcPr>
+            <w:tcW w:type="dxa" w:w="1271"/>
             <w:vAlign w:val="center"/>
           </w:tcPr>
           <w:p>
@@ -471,6 +473,7 @@
         </w:tc>
         <w:tc>
           <w:tcPr>
+            <w:tcW w:type="dxa" w:w="3246"/>
             <w:vAlign w:val="center"/>
           </w:tcPr>
           <w:p>
@@ -533,6 +536,7 @@
         </w:trPr>
         <w:tc>
           <w:tcPr>
+            <w:tcW w:type="dxa" w:w="701"/>
             <w:vAlign w:val="center"/>
           </w:tcPr>
           <w:p>
@@ -556,6 +560,7 @@
         </w:tc>
         <w:tc>
           <w:tcPr>
+            <w:tcW w:type="dxa" w:w="4386"/>
             <w:vAlign w:val="center"/>
           </w:tcPr>
           <w:p>
@@ -582,6 +587,7 @@
         </w:tc>
         <w:tc>
           <w:tcPr>
+            <w:tcW w:type="dxa" w:w="1271"/>
             <w:vAlign w:val="center"/>
           </w:tcPr>
           <w:p>
@@ -605,6 +611,7 @@
         </w:tc>
         <w:tc>
           <w:tcPr>
+            <w:tcW w:type="dxa" w:w="3246"/>
             <w:vAlign w:val="center"/>
           </w:tcPr>
           <w:p>
@@ -635,6 +642,7 @@
         </w:trPr>
         <w:tc>
           <w:tcPr>
+            <w:tcW w:type="dxa" w:w="5087"/>
             <w:gridSpan w:val="2"/>
             <w:vAlign w:val="center"/>
           </w:tcPr>
@@ -663,6 +671,7 @@
         </w:tc>
         <w:tc>
           <w:tcPr>
+            <w:tcW w:type="dxa" w:w="1271"/>
             <w:vAlign w:val="center"/>
           </w:tcPr>
           <w:p>
@@ -695,6 +704,7 @@
         </w:tc>
         <w:tc>
           <w:tcPr>
+            <w:tcW w:type="dxa" w:w="3246"/>
             <w:vAlign w:val="center"/>
           </w:tcPr>
           <w:p>
